--- a/docs/business-analysis/backlog/Manih-Release-Backlog.docx
+++ b/docs/business-analysis/backlog/Manih-Release-Backlog.docx
@@ -15733,7 +15733,7 @@
                 <w:sz w:val="19"/>
                 <w:szCs w:val="19"/>
               </w:rPr>
-              <w:t>Splitting one application into several projects → F30C</w:t>
+              <w:t>Splitting one application into several projects → F33</w:t>
             </w:r>
           </w:p>
         </w:tc>
@@ -16688,7 +16688,7 @@
                 <w:sz w:val="19"/>
                 <w:szCs w:val="19"/>
               </w:rPr>
-              <w:t>Indicators → F30C</w:t>
+              <w:t>Indicators → F33</w:t>
             </w:r>
           </w:p>
         </w:tc>

--- a/docs/business-analysis/backlog/Manih-Release-Backlog.docx
+++ b/docs/business-analysis/backlog/Manih-Release-Backlog.docx
@@ -302,7 +302,7 @@
           <w:b w:val="0"/>
           <w:i w:val="0"/>
         </w:rPr>
-        <w:t>•  Releases are in priority order. R1–R6 make the minimum end-to-end grant cycle (Must); R7–R8 add insight, efficiency and advanced models (Should / Could).</w:t>
+        <w:t>•  Releases are in priority order. R1–R6 make the minimum end-to-end grant cycle (Must). R7 completes budget control (Must) once payments exist and adds insight and efficiency (Should / Could); R8 adds advanced models and AI (mostly Could).</w:t>
       </w:r>
     </w:p>
     <w:p>
